--- a/output_final/Análise de Dados - Fomento Audiovisual Brasileiro.docx
+++ b/output_final/Análise de Dados - Fomento Audiovisual Brasileiro.docx
@@ -7385,6 +7385,419 @@
         <w:t>Este documento foi gerado por scripts/08_enriquecer_doc_analise.py a partir dos datasets em resultados/datasets/ e da tabela consolidada em resultados/tabela_consolidada_obras.xlsx. Para reproduzir os números após mudanças de metodologia, rode a pipeline principal e depois este script.</w:t>
       </w:r>
     </w:p>
+    <w:p>
+      <w:r>
+        <w:br w:type="page"/>
+      </w:r>
+    </w:p>
+    <w:p>
+      <w:pPr>
+        <w:pStyle w:val="Heading1"/>
+      </w:pPr>
+      <w:r>
+        <w:t>18. Trechos complementares incorporados</w:t>
+      </w:r>
+    </w:p>
+    <w:p>
+      <w:pPr/>
+      <w:r>
+        <w:rPr/>
+        <w:t xml:space="preserve">Confesso que o </w:t>
+      </w:r>
+      <w:r>
+        <w:rPr/>
+        <w:t xml:space="preserve">que </w:t>
+      </w:r>
+      <w:r>
+        <w:rPr/>
+        <w:t xml:space="preserve">me moveu definitivamente foi a facilidade que encontrei para compilar, criar metodologia, cruzar os dados e gerar resultados </w:t>
+      </w:r>
+      <w:r>
+        <w:rPr/>
+        <w:t>bem acabados</w:t>
+      </w:r>
+      <w:r>
+        <w:rPr/>
+        <w:t xml:space="preserve"> </w:t>
+      </w:r>
+      <w:r>
+        <w:rPr/>
+        <w:t xml:space="preserve">do Claude </w:t>
+      </w:r>
+      <w:r>
+        <w:rPr/>
+        <w:t>Code</w:t>
+      </w:r>
+      <w:r>
+        <w:rPr/>
+        <w:t xml:space="preserve">. Eu não redigi uma linha de código, todo o trabalho pesado foi feito pela IA da </w:t>
+      </w:r>
+      <w:r>
+        <w:rPr/>
+        <w:t>Anthropic</w:t>
+      </w:r>
+      <w:r>
+        <w:rPr/>
+        <w:t xml:space="preserve">. Busquei dados de bilheteria e fomento da ANCINE (Dados Abertos), bilheteria europeia e presença em VOD europeu (Observatório Europeu do Audiovisual), estimativa de renda de cauda longa via </w:t>
+      </w:r>
+      <w:r>
+        <w:rPr/>
+        <w:t>CRTs</w:t>
+      </w:r>
+      <w:r>
+        <w:rPr/>
+        <w:t xml:space="preserve"> emitidos, gênero e raça do BRDE, críticas nacionais e internacionais do Adoro Cinema e citações acadêmicas via </w:t>
+      </w:r>
+      <w:r>
+        <w:rPr/>
+        <w:t>OpenAlex</w:t>
+      </w:r>
+      <w:r>
+        <w:rPr/>
+        <w:t>. Eu não pretendo que ninguém acredite em mim, não deveriam, até porque sou formado em artes cênicas. Então todos os dados e scripts estão abertos no GitHub para que qualquer interessado possa baixar, auditar a metodologia, verificar todos os cruzamentos feitos, apontar os erros e fazer análises melhores.</w:t>
+      </w:r>
+    </w:p>
+    <w:p>
+      <w:pPr/>
+      <w:r>
+        <w:rPr/>
+        <w:t>Eu lidei e lido com esses dados na minha profissão de servidor da ANCINE desde 2014, fui coordenador do Observatório Brasileiro do Cinema e do Audiovisual — OCA, chefiei brevemente a extinta Superintendência de Análise de Mercado e hoje coordeno um núcleo de inteligência de dados na Superintendência de Prestação de Contas, que foi responsável, entre outras coisas, em executar o Projeto Malha Fina ANCINE/CGU nos últimos anos. Tenho bom conhecimento sobre esses dados, mas certamente não sou o mais capacitado para extrair inteligência deles. Em mãos matemáticas, estatísticas, de economistas e afins, essa massa de dados pode revelar interpretações que refutem ou apontem caminhos totalmente diferentes. Dito isso, sempre vou lembrar que esse é um trabalho de opinião; não escrevo aqui como servidor da ANCINE e não a represento institucionalmente neste trabalho. Eu não trabalho hoje e nunca trabalhei na área da Ancine que tem essa tarefa de avaliar e apresentar para que o Comitê Gestor do FSA delibere sobre os rumos da política pública</w:t>
+      </w:r>
+      <w:r>
+        <w:rPr/>
+        <w:t>. M</w:t>
+      </w:r>
+      <w:r>
+        <w:rPr/>
+        <w:t xml:space="preserve">as sei que a Ancine tem servidores super capacitados para realizar </w:t>
+      </w:r>
+      <w:r>
+        <w:rPr/>
+        <w:t>esse</w:t>
+      </w:r>
+      <w:r>
+        <w:rPr/>
+        <w:t xml:space="preserve"> trabalho bem melhor do que </w:t>
+      </w:r>
+      <w:r>
+        <w:rPr/>
+        <w:t xml:space="preserve">apresento aqui </w:t>
+      </w:r>
+      <w:r>
+        <w:rPr/>
+        <w:t>e quero acreditar que esse debate aconteça em algum nível d</w:t>
+      </w:r>
+      <w:r>
+        <w:rPr/>
+        <w:t>a</w:t>
+      </w:r>
+      <w:r>
+        <w:rPr/>
+        <w:t xml:space="preserve"> governança</w:t>
+      </w:r>
+      <w:r>
+        <w:rPr/>
+        <w:t xml:space="preserve"> política do fundo</w:t>
+      </w:r>
+      <w:r>
+        <w:rPr/>
+        <w:t xml:space="preserve">. </w:t>
+      </w:r>
+      <w:r>
+        <w:rPr/>
+        <w:t>Porém,</w:t>
+      </w:r>
+      <w:r>
+        <w:rPr/>
+        <w:t xml:space="preserve"> uma das lacunas que esse esforço tenta preencher é o da publicidade e transparência, tema que retorno na conclusão desse texto. Por hora, basta registrar que 100% dos dados expostos aqui são públicos.</w:t>
+      </w:r>
+    </w:p>
+    <w:p>
+      <w:pPr>
+        <w:pStyle w:val="Heading2"/>
+      </w:pPr>
+      <w:r>
+        <w:rPr/>
+        <w:t>A sinergia FSA e renúncia fiscal no mercado doméstico</w:t>
+      </w:r>
+    </w:p>
+    <w:p>
+      <w:pPr/>
+      <w:r>
+        <w:rPr/>
+        <w:t>A primeira coisa que chama atenção assim que você começa a explorar os dados é o papel da renúncia fiscal nos resultados de retorno doméstico (principalmente Art. 3º e 3º A), embora o foco aqui seja o FSA, vale a pena olhar para essa sinergia entre FSA e renúncia fiscal.</w:t>
+      </w:r>
+    </w:p>
+    <w:p>
+      <w:pPr>
+        <w:pStyle w:val="IntenseQuote"/>
+      </w:pPr>
+      <w:r>
+        <w:rPr>
+          <w:i/>
+          <w:sz w:val="18"/>
+        </w:rPr>
+        <w:t>Investimento vs. Retorno por Grupo de financiamento (R$ bilhões, R$2024)</w:t>
+      </w:r>
+    </w:p>
+    <w:p>
+      <w:pPr/>
+      <w:r>
+        <w:rPr/>
+        <w:t>Como sempre, estamos falando de um conjunto concentrado de 27 obras responsáveis por 75% da renda gerada pelas obras financiadas exclusivamente via renúncia fiscal, o que corresponde a 50% de toda a renda gerada em salas de cinema no período analisado pelos filmes brasileiros com fomento público. Quando se somam a elas as obras financiadas por renúncia e FSA, chega-se a 94% da renda de filme</w:t>
+      </w:r>
+      <w:r>
+        <w:rPr/>
+        <w:t>s</w:t>
+      </w:r>
+      <w:r>
+        <w:rPr/>
+        <w:t xml:space="preserve"> nacionais em salas de cinema com fomento público no Brasil. Ou seja, essa é uma combinação que claramente funcionou se o objetivo era aumentar o público de filmes brasileiros nesta janela.</w:t>
+      </w:r>
+    </w:p>
+    <w:p>
+      <w:pPr/>
+      <w:r>
+        <w:rPr/>
+        <w:t>A segunda dimensão que os dados iluminam é sobre os critérios de seleção para decisão de investimento do FSA. A pergunta empírica é direta: filmes selecionados por critério de bilheteria doméstica desempenham melhor nas salas de cinema? E os selecionados por critérios de festivais realmente desempenham melhor em internacionalização? A resposta é sim para as duas perguntas.</w:t>
+      </w:r>
+    </w:p>
+    <w:p>
+      <w:pPr>
+        <w:pStyle w:val="IntenseQuote"/>
+      </w:pPr>
+      <w:r>
+        <w:rPr>
+          <w:i/>
+          <w:sz w:val="18"/>
+        </w:rPr>
+        <w:t>Ranking de ROI Doméstico por categoria de chamada (FSA 2014–2023)</w:t>
+      </w:r>
+    </w:p>
+    <w:p>
+      <w:pPr>
+        <w:pStyle w:val="IntenseQuote"/>
+      </w:pPr>
+      <w:r>
+        <w:rPr>
+          <w:i/>
+          <w:sz w:val="18"/>
+        </w:rPr>
+        <w:t>Ranking de ROI Internacional por categoria de chamada (FSA 2014–2023)</w:t>
+      </w:r>
+    </w:p>
+    <w:p>
+      <w:pPr/>
+      <w:r>
+        <w:rPr/>
+        <w:t xml:space="preserve">O padrão ouro seria o FSA Pontuação Bilheteria com leitura humana de roteiro e distribuidora como proponente, com ROI doméstico agregado de 0,94× e ROI internacional médio de 3,4. É a única categoria que combina desempenho consistente nas duas dimensões. Foi ela que selecionou tanto os maiores sucessos domésticos do período — Minha Mãe é Uma Peça, Loucas </w:t>
+      </w:r>
+      <w:r>
+        <w:rPr/>
+        <w:t>pra</w:t>
+      </w:r>
+      <w:r>
+        <w:rPr/>
+        <w:t xml:space="preserve"> Casar, </w:t>
+      </w:r>
+      <w:r>
+        <w:rPr/>
+        <w:t>Até</w:t>
+      </w:r>
+      <w:r>
+        <w:rPr/>
+        <w:t xml:space="preserve"> que a Sorte nos Separe, De Pernas </w:t>
+      </w:r>
+      <w:r>
+        <w:rPr/>
+        <w:t>pro Ar</w:t>
+      </w:r>
+      <w:r>
+        <w:rPr/>
+        <w:t xml:space="preserve"> — como obras de projeção internacional relevante — Bacurau, Que Horas Ela </w:t>
+      </w:r>
+      <w:r>
+        <w:rPr/>
+        <w:t>Volta?,</w:t>
+      </w:r>
+      <w:r>
+        <w:rPr/>
+        <w:t xml:space="preserve"> Deserto Particular, Benzinho, Domingo, A Estrada 47. </w:t>
+      </w:r>
+    </w:p>
+    <w:p>
+      <w:pPr/>
+      <w:r>
+        <w:rPr/>
+        <w:t xml:space="preserve">As produtoras como proponentes a partir de critérios de bilheteria também apresentam resultados relevantes: O Menino e o Mundo, As Boas Maneiras, Flores Raras, Chico Xavier, </w:t>
+      </w:r>
+      <w:r>
+        <w:rPr/>
+        <w:t>Vai</w:t>
+      </w:r>
+      <w:r>
+        <w:rPr/>
+        <w:t xml:space="preserve"> que Dá Certo. Os hits domésticos ficam um pouco abaixo, mas o desempenho internacional é significativo. São justamente os outliers das distribuidoras que dão a diferença aparentemente grande no ROI Doméstico. E acho que isso está dentro do esperado, é um mercado em que os picos são mais efetivos do que esperar uma irreal distribuição homogênea entre investimento e retorno.</w:t>
+      </w:r>
+    </w:p>
+    <w:p>
+      <w:pPr>
+        <w:pStyle w:val="IntenseQuote"/>
+      </w:pPr>
+      <w:r>
+        <w:rPr>
+          <w:i/>
+          <w:sz w:val="18"/>
+        </w:rPr>
+        <w:t>Vocação Comercial vs. Alcance Internacional por categoria — Eixo X: ROI doméstico; Eixo Y: ROI Internacional; Tamanho: nº de obras</w:t>
+      </w:r>
+    </w:p>
+    <w:p>
+      <w:pPr/>
+      <w:r>
+        <w:rPr/>
+        <w:t xml:space="preserve">O gráfico de dispersão mostra uma separação dos dados bastante nítida entre os diferentes modelos de decisão de investimento. No quadrante superior direito, a Pontuação Bilheteria e Roteiro com Distribuidora ocupa uma posição que nenhuma outra categoria alcança: volume expressivo de obras, ROI doméstico elevado e alcance internacional. No eixo vertical, Pontuação Festivais e Roteiro e Automático Festivais confirmam que há uma capacidade real de seleção com viés à internacionalização — filmes como Regra 34 (33,1 pontos de ROI internacional), Gabriel e a Montanha (30,4), A Febre (43,9) e Mato Seco em Chamas (23,2), todos selecionados por critério de festival e com presença em Cannes, Berlim ou Rotterdam. </w:t>
+      </w:r>
+    </w:p>
+    <w:p>
+      <w:pPr/>
+      <w:r>
+        <w:rPr/>
+        <w:t>Já o investimento em comercialização/distribuição merece destaque específico: é o único investimento em que a mediana fica com ROI Doméstico acima de 1</w:t>
+      </w:r>
+      <w:r>
+        <w:rPr/>
+        <w:t>, um dado bem relevante. O ROI de comercialização no geral é prejudicado pela metodologia de proporcionalidade da participação da linha ante o investimento total, precisaria de outra ferramenta de análise. Mas a incidência de bons resultados a partir da sua entrada na composição de financiamento da obra é notável.</w:t>
+      </w:r>
+    </w:p>
+    <w:p>
+      <w:pPr/>
+      <w:r>
+        <w:rPr/>
+        <w:t>Dentro das categorias seletivas, as que tem a distribuidora como proponente, ou seja, é dela a curadoria, apresentam ROI internacional 49% superior àquela liderada apenas pela produtora (3,41 vs. 2,28).</w:t>
+      </w:r>
+    </w:p>
+    <w:p>
+      <w:pPr/>
+      <w:r>
+        <w:rPr/>
+        <w:t>Para entender o retorno gerado separei manualmente (embora seja possível outros tipos de clusterização) as empresas em quatro clusters:</w:t>
+      </w:r>
+    </w:p>
+    <w:p>
+      <w:pPr>
+        <w:pStyle w:val="ListBullet"/>
+      </w:pPr>
+      <w:r>
+        <w:rPr>
+          <w:b/>
+          <w:sz w:val="20"/>
+        </w:rPr>
+        <w:t xml:space="preserve">Duplo Retorno: </w:t>
+      </w:r>
+      <w:r>
+        <w:rPr>
+          <w:sz w:val="20"/>
+        </w:rPr>
+        <w:t>receita total deflacionada ≥ R$ 2,5 milhões e ROI Internacional máximo ≥ 13; é a cauda superior da distribuição e é testado primeiro na hierarquia de classificação.</w:t>
+      </w:r>
+    </w:p>
+    <w:p>
+      <w:pPr>
+        <w:pStyle w:val="ListBullet"/>
+      </w:pPr>
+      <w:r>
+        <w:rPr>
+          <w:b/>
+          <w:sz w:val="20"/>
+        </w:rPr>
+        <w:t xml:space="preserve">Retorno Doméstico: </w:t>
+      </w:r>
+      <w:r>
+        <w:rPr>
+          <w:sz w:val="20"/>
+        </w:rPr>
+        <w:t>receita total deflacionada ≥ R$ 10 milhões, ou ROI doméstico total &gt; 0,6 com receita total deflacionada ≥ R$ 2,5 milhões; só entra aqui quem não foi classificado como Duplo Retorno.</w:t>
+      </w:r>
+    </w:p>
+    <w:p>
+      <w:pPr>
+        <w:pStyle w:val="ListBullet"/>
+      </w:pPr>
+      <w:r>
+        <w:rPr>
+          <w:b/>
+          <w:sz w:val="20"/>
+        </w:rPr>
+        <w:t xml:space="preserve">Retorno Internacional: </w:t>
+      </w:r>
+      <w:r>
+        <w:rPr>
+          <w:sz w:val="20"/>
+        </w:rPr>
+        <w:t>ROI Internacional máximo ≥ 13, desde que a produtora não cumpra os critérios de Duplo Retorno nem de Retorno Doméstico.</w:t>
+      </w:r>
+    </w:p>
+    <w:p>
+      <w:pPr>
+        <w:pStyle w:val="ListBullet"/>
+      </w:pPr>
+      <w:r>
+        <w:rPr>
+          <w:b/>
+          <w:sz w:val="20"/>
+        </w:rPr>
+        <w:t xml:space="preserve">Fomento Baixo Retorno: </w:t>
+      </w:r>
+      <w:r>
+        <w:rPr>
+          <w:sz w:val="20"/>
+        </w:rPr>
+        <w:t xml:space="preserve">investimento total deflacionado &gt; R$ 5 milhões e ROI Internacional </w:t>
+      </w:r>
+      <w:r>
+        <w:rPr>
+          <w:sz w:val="20"/>
+        </w:rPr>
+        <w:t>máx</w:t>
+      </w:r>
+      <w:r>
+        <w:rPr>
+          <w:sz w:val="20"/>
+        </w:rPr>
+        <w:t xml:space="preserve"> &lt; 13.</w:t>
+      </w:r>
+    </w:p>
+    <w:p>
+      <w:pPr>
+        <w:pStyle w:val="ListBullet"/>
+      </w:pPr>
+      <w:r>
+        <w:rPr>
+          <w:b/>
+          <w:sz w:val="20"/>
+        </w:rPr>
+        <w:t xml:space="preserve">Pequeno Porte: </w:t>
+      </w:r>
+      <w:r>
+        <w:rPr>
+          <w:sz w:val="20"/>
+        </w:rPr>
+        <w:t>todas as entidades que não atingem nenhum dos critérios anteriores.</w:t>
+      </w:r>
+    </w:p>
+    <w:p>
+      <w:pPr>
+        <w:pStyle w:val="IntenseQuote"/>
+      </w:pPr>
+      <w:r>
+        <w:rPr>
+          <w:i/>
+          <w:sz w:val="18"/>
+        </w:rPr>
+        <w:t>Quatro clusters de produtoras — ROI Doméstico vs. ROI Internacional (tamanho = investimento FSA)</w:t>
+      </w:r>
+    </w:p>
     <w:sectPr>
       <w:pgSz w:w="12240" w:h="15840"/>
       <w:pgMar w:top="936" w:right="1080" w:bottom="936" w:left="1080" w:header="720" w:footer="720" w:gutter="0"/>
